--- a/pr-preview/pr-69/chapters/17-causal-survival-analysis.docx
+++ b/pr-preview/pr-69/chapters/17-causal-survival-analysis.docx
@@ -13348,52 +13348,54 @@
                           </m:accPr>
                           <m:e>
                             <m:r>
+                              <m:rPr>
+                                <m:nor/>
+                                <m:sty m:val="p"/>
+                              </m:rPr>
                               <m:t>E</m:t>
                             </m:r>
                           </m:e>
                         </m:acc>
-                        <m:r>
-                          <m:rPr>
-                            <m:sty m:val="p"/>
-                          </m:rPr>
-                          <m:t>[</m:t>
-                        </m:r>
-                        <m:sSub>
+                        <m:d>
+                          <m:dPr>
+                            <m:begChr m:val="["/>
+                            <m:sepChr m:val=""/>
+                            <m:endChr m:val="]"/>
+                            <m:grow/>
+                          </m:dPr>
                           <m:e>
+                            <m:sSub>
+                              <m:e>
+                                <m:r>
+                                  <m:t>A</m:t>
+                                </m:r>
+                              </m:e>
+                              <m:sub>
+                                <m:r>
+                                  <m:t>i</m:t>
+                                </m:r>
+                              </m:sub>
+                            </m:sSub>
                             <m:r>
-                              <m:t>A</m:t>
+                              <m:rPr>
+                                <m:sty m:val="p"/>
+                              </m:rPr>
+                              <m:t>∣</m:t>
                             </m:r>
+                            <m:sSub>
+                              <m:e>
+                                <m:r>
+                                  <m:t>L</m:t>
+                                </m:r>
+                              </m:e>
+                              <m:sub>
+                                <m:r>
+                                  <m:t>i</m:t>
+                                </m:r>
+                              </m:sub>
+                            </m:sSub>
                           </m:e>
-                          <m:sub>
-                            <m:r>
-                              <m:t>i</m:t>
-                            </m:r>
-                          </m:sub>
-                        </m:sSub>
-                        <m:r>
-                          <m:rPr>
-                            <m:sty m:val="p"/>
-                          </m:rPr>
-                          <m:t>∣</m:t>
-                        </m:r>
-                        <m:sSub>
-                          <m:e>
-                            <m:r>
-                              <m:t>L</m:t>
-                            </m:r>
-                          </m:e>
-                          <m:sub>
-                            <m:r>
-                              <m:t>i</m:t>
-                            </m:r>
-                          </m:sub>
-                        </m:sSub>
-                        <m:r>
-                          <m:rPr>
-                            <m:sty m:val="p"/>
-                          </m:rPr>
-                          <m:t>]</m:t>
-                        </m:r>
+                        </m:d>
                       </m:e>
                     </m:d>
                   </m:e>
@@ -13569,52 +13571,54 @@
                 </m:accPr>
                 <m:e>
                   <m:r>
+                    <m:rPr>
+                      <m:nor/>
+                      <m:sty m:val="p"/>
+                    </m:rPr>
                     <m:t>E</m:t>
                   </m:r>
                 </m:e>
               </m:acc>
-              <m:r>
-                <m:rPr>
-                  <m:sty m:val="p"/>
-                </m:rPr>
-                <m:t>[</m:t>
-              </m:r>
-              <m:sSub>
+              <m:d>
+                <m:dPr>
+                  <m:begChr m:val="["/>
+                  <m:sepChr m:val=""/>
+                  <m:endChr m:val="]"/>
+                  <m:grow/>
+                </m:dPr>
                 <m:e>
+                  <m:sSub>
+                    <m:e>
+                      <m:r>
+                        <m:t>A</m:t>
+                      </m:r>
+                    </m:e>
+                    <m:sub>
+                      <m:r>
+                        <m:t>i</m:t>
+                      </m:r>
+                    </m:sub>
+                  </m:sSub>
                   <m:r>
-                    <m:t>A</m:t>
+                    <m:rPr>
+                      <m:sty m:val="p"/>
+                    </m:rPr>
+                    <m:t>∣</m:t>
                   </m:r>
+                  <m:sSub>
+                    <m:e>
+                      <m:r>
+                        <m:t>L</m:t>
+                      </m:r>
+                    </m:e>
+                    <m:sub>
+                      <m:r>
+                        <m:t>i</m:t>
+                      </m:r>
+                    </m:sub>
+                  </m:sSub>
                 </m:e>
-                <m:sub>
-                  <m:r>
-                    <m:t>i</m:t>
-                  </m:r>
-                </m:sub>
-              </m:sSub>
-              <m:r>
-                <m:rPr>
-                  <m:sty m:val="p"/>
-                </m:rPr>
-                <m:t>∣</m:t>
-              </m:r>
-              <m:sSub>
-                <m:e>
-                  <m:r>
-                    <m:t>L</m:t>
-                  </m:r>
-                </m:e>
-                <m:sub>
-                  <m:r>
-                    <m:t>i</m:t>
-                  </m:r>
-                </m:sub>
-              </m:sSub>
-              <m:r>
-                <m:rPr>
-                  <m:sty m:val="p"/>
-                </m:rPr>
-                <m:t>]</m:t>
-              </m:r>
+              </m:d>
             </m:oMath>
             <w:r>
               <w:t xml:space="preserve"> </w:t>
